--- a/1_Governance_and_Scope/MT-ISMS-SCO-001_v1.3_scope-context.docx
+++ b/1_Governance_and_Scope/MT-ISMS-SCO-001_v1.3_scope-context.docx
@@ -135,7 +135,7 @@
               <w:rPr>
                 <w:rFonts w:ascii="Aptos" w:hAnsi="Aptos"/>
               </w:rPr>
-              <w:t>1.2</w:t>
+              <w:t>1.3</w:t>
             </w:r>
           </w:p>
         </w:tc>
@@ -584,7 +584,7 @@
               <w:rPr>
                 <w:rFonts w:ascii="Aptos" w:hAnsi="Aptos"/>
               </w:rPr>
-              <w:t>1.2</w:t>
+              <w:t>1.1</w:t>
             </w:r>
           </w:p>
         </w:tc>
@@ -641,7 +641,7 @@
               <w:rPr>
                 <w:rFonts w:ascii="Aptos" w:hAnsi="Aptos"/>
               </w:rPr>
-              <w:t>Citation correction: BaFin BAIT in the regulatory-interest table replaced with DORA (Reg. (EU) 2022/2554), applicable from 17 January 2025. No scope boundary or interested-party assessment changed.</w:t>
+              <w:t>Currency update: entity classification corrected from NIS2 Annex II to wichtige Einrichtung under Sec. 28(2) BSIG (Anlage 1); obligations restated as Sec. 30, 32, 33, 38 and 65 BSIG; registration under Sec. 33 BSIG recorded.</w:t>
             </w:r>
           </w:p>
         </w:tc>
@@ -665,7 +665,7 @@
               <w:rPr>
                 <w:rFonts w:ascii="Aptos" w:hAnsi="Aptos"/>
               </w:rPr>
-              <w:t>1.1</w:t>
+              <w:t>1.2</w:t>
             </w:r>
           </w:p>
         </w:tc>
@@ -722,7 +722,88 @@
               <w:rPr>
                 <w:rFonts w:ascii="Aptos" w:hAnsi="Aptos"/>
               </w:rPr>
-              <w:t>Currency update: entity classification corrected from NIS2 Annex II to wichtige Einrichtung under Sec. 28(2) BSIG (Anlage 1); obligations restated as Sec. 30, 32, 33, 38 and 65 BSIG; registration under Sec. 33 BSIG recorded.</w:t>
+              <w:t>Citation correction: BaFin BAIT in the regulatory-interest table replaced with DORA (Reg. (EU) 2022/2554), applicable from 17 January 2025. No scope boundary or interested-party assessment changed.</w:t>
+            </w:r>
+          </w:p>
+        </w:tc>
+      </w:tr>
+      <w:tr>
+        <w:trPr>
+          <w:trHeight w:val="432"/>
+        </w:trPr>
+        <w:tc>
+          <w:tcPr>
+            <w:tcW w:w="1253" w:type="dxa"/>
+            <w:vAlign w:val="center"/>
+          </w:tcPr>
+          <w:p>
+            <w:pPr>
+              <w:rPr>
+                <w:rFonts w:ascii="Aptos" w:hAnsi="Aptos"/>
+              </w:rPr>
+            </w:pPr>
+            <w:r>
+              <w:rPr>
+                <w:rFonts w:ascii="Aptos" w:hAnsi="Aptos"/>
+              </w:rPr>
+              <w:t>1.3</w:t>
+            </w:r>
+          </w:p>
+        </w:tc>
+        <w:tc>
+          <w:tcPr>
+            <w:tcW w:w="1843" w:type="dxa"/>
+            <w:vAlign w:val="center"/>
+          </w:tcPr>
+          <w:p>
+            <w:pPr>
+              <w:rPr>
+                <w:rFonts w:ascii="Aptos" w:hAnsi="Aptos"/>
+              </w:rPr>
+            </w:pPr>
+            <w:r>
+              <w:rPr>
+                <w:rFonts w:ascii="Aptos" w:hAnsi="Aptos"/>
+              </w:rPr>
+              <w:t>[Date]</w:t>
+            </w:r>
+          </w:p>
+        </w:tc>
+        <w:tc>
+          <w:tcPr>
+            <w:tcW w:w="1843" w:type="dxa"/>
+            <w:vAlign w:val="center"/>
+          </w:tcPr>
+          <w:p>
+            <w:pPr>
+              <w:rPr>
+                <w:rFonts w:ascii="Aptos" w:hAnsi="Aptos"/>
+              </w:rPr>
+            </w:pPr>
+            <w:r>
+              <w:rPr>
+                <w:rFonts w:ascii="Aptos" w:hAnsi="Aptos"/>
+              </w:rPr>
+              <w:t>Austin Bond</w:t>
+            </w:r>
+          </w:p>
+        </w:tc>
+        <w:tc>
+          <w:tcPr>
+            <w:tcW w:w="4422" w:type="dxa"/>
+            <w:vAlign w:val="center"/>
+          </w:tcPr>
+          <w:p>
+            <w:pPr>
+              <w:rPr>
+                <w:rFonts w:ascii="Aptos" w:hAnsi="Aptos"/>
+              </w:rPr>
+            </w:pPr>
+            <w:r>
+              <w:rPr>
+                <w:rFonts w:ascii="Aptos" w:hAnsi="Aptos"/>
+              </w:rPr>
+              <w:t>Entity classification corrected: "IKT-Dienstleistungsmanagement (B2B)" replaced by Anlage 1 Nr. 6.1.4; § 34 registration and § 33(5) change clock added. No scope boundary changed.</w:t>
             </w:r>
           </w:p>
         </w:tc>
@@ -1265,13 +1346,13 @@
         <w:rPr>
           <w:rFonts w:ascii="Aptos" w:hAnsi="Aptos"/>
         </w:rPr>
-        <w:t>EU NIS2 Directive (Directive 2022/2555), applicable to MunichTech GmbH as a provider of digital infrastructure services to entities in the financial sector</w:t>
+        <w:t>EU NIS2 Directive (Directive 2022/2555), applicable to MunichTech GmbH as a provider of cloud-computing services within Sektor 6 "Digitale Infrastruktur" (Anlage 1 Nr. 6.1.4 BSIG) to entities in the financial sector</w:t>
       </w:r>
       <w:r>
         <w:rPr>
           <w:rFonts w:ascii="MS Gothic" w:eastAsia="MS Gothic" w:hAnsi="MS Gothic" w:cs="MS Gothic" w:hint="eastAsia"/>
         </w:rPr>
-        <w:t> +        <w:t xml:space="preserve">  </w:t>
       </w:r>
       <w:r>
@@ -4849,7 +4930,7 @@
               <w:rPr>
                 <w:rFonts w:ascii="Aptos" w:hAnsi="Aptos"/>
               </w:rPr>
-              <w:t>Legal — MunichTech GmbH qualifies as a wichtige Einrichtung (important entity) under § 28(2) BSIG — Anlage 1, Sektor 6 Digitale Infrastruktur, Einrichtungsart IKT-Dienstleistungsmanagement (B2B). At 50 employees and €12.4m turnover the company exceeds the important-entity threshold (&gt;49 employees or &gt;€10m) and remains below the particularly-important tier. Registration under § 33 BSIG was completed; applicability was confirmed against the BSI NIS-2-Betroffenheitsprüfung.</w:t>
+              <w:t>Legal — MunichTech GmbH qualifies as a wichtige Einrichtung (important entity) under § 28(2) BSIG — Anlage 1, Sektor 6 Digitale Infrastruktur, Einrichtungsart Nr. 6.1.4 (Anbieter von Cloud-Computing-Diensten). The definition in § 2 Nr. 4 BSIG is met, because the platform gives clients on-demand, remotely accessible use of a scalable and elastic pool of shared computing resources. Einrichtungsart 6.1.10 (Managed Services Provider) was considered and rejected: MunichTech operates a platform of its own rather than administering third-party ICT systems, and 6.1.11 (Managed Security Services Provider) does not apply at all. At 50 employees the company meets the headcount route of the size test in § 28(2) Nr. 3 lit. a and remains below the particularly-important tier; the full size analysis is set out in Section 3.3 of the Registration Record (MT-NIS2-REG-001). Registration under §§ 33 and 34 BSIG was completed, and applicability was confirmed against the BSI NIS-2-Betroffenheitsprüfung.</w:t>
             </w:r>
           </w:p>
         </w:tc>
@@ -4868,7 +4949,7 @@
               <w:rPr>
                 <w:rFonts w:ascii="Aptos" w:hAnsi="Aptos"/>
               </w:rPr>
-              <w:t>Registration with BSI; implementation of 10 baseline security measures (Art. 21); 24-hour early warning + 72-hour incident notification to BSI (Art. 23); executive liability provisions</w:t>
+              <w:t>Registration with the BSI under § 33 and the extended submission under § 34, including change notification within two weeks (§ 33(5)) and three months (§ 34(2)); implementation of the 10 baseline security measures (Art. 21, as superseded by the Art. 21(5) implementing act under § 30(3)); 24-hour early warning + 72-hour incident notification to the BSI (Art. 23); executive accountability provisions (§ 38)</w:t>
             </w:r>
           </w:p>
         </w:tc>
@@ -5801,7 +5882,7 @@
               <w:rPr>
                 <w:rFonts w:ascii="Aptos" w:hAnsi="Aptos"/>
               </w:rPr>
-              <w:t>NIS2 registration; timely incident reporting; implementation of Art. 21 measures</w:t>
+              <w:t>NIS2 registration under §§ 33 and 34; timely incident reporting; implementation of the Art. 21 measures</w:t>
             </w:r>
           </w:p>
         </w:tc>

--- a/1_Governance_and_Scope/MT-ISMS-SCO-001_v1.3_scope-context.docx
+++ b/1_Governance_and_Scope/MT-ISMS-SCO-001_v1.3_scope-context.docx
@@ -178,7 +178,7 @@
               <w:rPr>
                 <w:rFonts w:ascii="Aptos" w:hAnsi="Aptos"/>
               </w:rPr>
-              <w:t>[Date]</w:t>
+              <w:t>21 October 2026</w:t>
             </w:r>
           </w:p>
         </w:tc>
@@ -264,7 +264,7 @@
               <w:rPr>
                 <w:rFonts w:ascii="Aptos" w:hAnsi="Aptos"/>
               </w:rPr>
-              <w:t>[Senior GRC Partner Name], CISM, ISO LA</w:t>
+              <w:t>Dr. Andreas Kellermann, CISM, ISO LA</w:t>
             </w:r>
           </w:p>
         </w:tc>
@@ -522,7 +522,7 @@
               <w:rPr>
                 <w:rFonts w:ascii="Aptos" w:hAnsi="Aptos"/>
               </w:rPr>
-              <w:t>[Date]</w:t>
+              <w:t>4 November 2025</w:t>
             </w:r>
           </w:p>
         </w:tc>
@@ -603,7 +603,7 @@
               <w:rPr>
                 <w:rFonts w:ascii="Aptos" w:hAnsi="Aptos"/>
               </w:rPr>
-              <w:t>[Date]</w:t>
+              <w:t>14 January 2026</w:t>
             </w:r>
           </w:p>
         </w:tc>
@@ -684,7 +684,7 @@
               <w:rPr>
                 <w:rFonts w:ascii="Aptos" w:hAnsi="Aptos"/>
               </w:rPr>
-              <w:t>[Date]</w:t>
+              <w:t>3 March 2026</w:t>
             </w:r>
           </w:p>
         </w:tc>
@@ -765,7 +765,7 @@
               <w:rPr>
                 <w:rFonts w:ascii="Aptos" w:hAnsi="Aptos"/>
               </w:rPr>
-              <w:t>[Date]</w:t>
+              <w:t>21 October 2026</w:t>
             </w:r>
           </w:p>
         </w:tc>
@@ -1524,14 +1524,14 @@
         <w:rPr>
           <w:rFonts w:ascii="Aptos" w:hAnsi="Aptos"/>
         </w:rPr>
-        <w:t xml:space="preserve">"The ISMS of MunichTech GmbH encompasses the development, operation, and support of its SaaS-based financial data analytics platform, hosted on Amazon Web Services (AWS) Frankfurt Region (eu-central-1), delivered from MunichTech GmbH's principal place of business at [Street </w:t>
+        <w:t xml:space="preserve">"The ISMS of MunichTech GmbH encompasses the development, operation, and support of its SaaS-based financial data analytics platform, hosted on Amazon Web Services (AWS) Frankfurt Region (eu-central-1), delivered from MunichTech GmbH's principal place of business at Balanstraße 73</w:t>
       </w:r>
       <w:r>
         <w:rPr>
           <w:rFonts w:ascii="Aptos" w:hAnsi="Aptos"/>
         </w:rPr>
         <w:lastRenderedPageBreak/>
-        <w:t>Address], Munich, Germany, and accessed by enterprise clients via authenticated web interfaces and secured API integrations."</w:t>
+        <w:t>, Munich, Germany, and accessed by enterprise clients via authenticated web interfaces and secured API integrations."</w:t>
       </w:r>
     </w:p>
     <w:p>
@@ -4563,7 +4563,7 @@
               <w:rPr>
                 <w:rFonts w:ascii="Aptos" w:hAnsi="Aptos"/>
               </w:rPr>
-              <w:t>Key person risk identified; risk treatment tracked in Risk Register (MT-ISMS-RR-001, Risk ID: HR-003)</w:t>
+              <w:t>Key person risk identified; risk treatment tracked in Risk Register (MT-ISMS-RR-001, Risk ID: RR-013)</w:t>
             </w:r>
           </w:p>
         </w:tc>
@@ -7940,7 +7940,7 @@
         <w:rPr>
           <w:rFonts w:ascii="Aptos" w:hAnsi="Aptos"/>
         </w:rPr>
-        <w:t>ISO 27001:2022 Clause 4.3 requires that any exclusion of Annex A controls is justified and does not undermine the organization's ability to achieve ISMS objectives.</w:t>
+        <w:t>ISO/IEC 27001:2022 decides which Annex A controls apply through the Statement of Applicability and nowhere else; the scope statement cannot narrow that set. MunichTech GmbH excludes no Annex A control: all 93 controls in Annex A are applicable, and each is assessed as such in the Statement of Applicability (MT-ISMS-SOA-001, version 1.2). The table below therefore records only the Clause 4.3 scope boundaries — physical infrastructure, regions and systems that lie outside the operational control of MunichTech GmbH — and each of them is also recorded in Section 3.1, 3.2 or 3.3. Their justification is contractual and organisational, and none of them withdraws a control.</w:t>
       </w:r>
     </w:p>
     <w:tbl>
@@ -8275,92 +8275,6 @@
                 <w:rFonts w:ascii="Aptos" w:hAnsi="Aptos"/>
               </w:rPr>
               <w:t>Clients provide annual self-attestation of their security posture; API access to MunichTech GmbH platform requires client-side certificate authentication</w:t>
-            </w:r>
-          </w:p>
-        </w:tc>
-      </w:tr>
-      <w:tr>
-        <w:tc>
-          <w:tcPr>
-            <w:tcW w:w="2340" w:type="dxa"/>
-            <w:vAlign w:val="center"/>
-          </w:tcPr>
-          <w:p>
-            <w:pPr>
-              <w:rPr>
-                <w:rFonts w:ascii="Aptos" w:hAnsi="Aptos"/>
-              </w:rPr>
-            </w:pPr>
-            <w:r>
-              <w:rPr>
-                <w:rFonts w:ascii="Aptos" w:hAnsi="Aptos"/>
-              </w:rPr>
-              <w:t>ISO 27001 Annex A Control 6.4 (Disciplinary Process)</w:t>
-            </w:r>
-          </w:p>
-        </w:tc>
-        <w:tc>
-          <w:tcPr>
-            <w:tcW w:w="2340" w:type="dxa"/>
-            <w:vAlign w:val="center"/>
-          </w:tcPr>
-          <w:p>
-            <w:pPr>
-              <w:rPr>
-                <w:rFonts w:ascii="Aptos" w:hAnsi="Aptos"/>
-              </w:rPr>
-            </w:pPr>
-            <w:r>
-              <w:rPr>
-                <w:rFonts w:ascii="Aptos" w:hAnsi="Aptos"/>
-              </w:rPr>
-              <w:t>Control</w:t>
-            </w:r>
-          </w:p>
-        </w:tc>
-        <w:tc>
-          <w:tcPr>
-            <w:tcW w:w="2340" w:type="dxa"/>
-            <w:vAlign w:val="center"/>
-          </w:tcPr>
-          <w:p>
-            <w:pPr>
-              <w:rPr>
-                <w:rFonts w:ascii="Aptos" w:hAnsi="Aptos"/>
-              </w:rPr>
-            </w:pPr>
-            <w:r>
-              <w:rPr>
-                <w:rFonts w:ascii="Aptos" w:hAnsi="Aptos"/>
-              </w:rPr>
-              <w:t>Disciplinary process is governed by German labor law (Arbeitsrecht) and Betriebsrat co-determination rights. Formal security-</w:t>
-            </w:r>
-            <w:r>
-              <w:rPr>
-                <w:rFonts w:ascii="Aptos" w:hAnsi="Aptos"/>
-              </w:rPr>
-              <w:lastRenderedPageBreak/>
-              <w:t>related disciplinary procedures are embedded within the existing HR framework agreed with the Works Council and are not maintained as a standalone ISMS document</w:t>
-            </w:r>
-          </w:p>
-        </w:tc>
-        <w:tc>
-          <w:tcPr>
-            <w:tcW w:w="2340" w:type="dxa"/>
-            <w:vAlign w:val="center"/>
-          </w:tcPr>
-          <w:p>
-            <w:pPr>
-              <w:rPr>
-                <w:rFonts w:ascii="Aptos" w:hAnsi="Aptos"/>
-              </w:rPr>
-            </w:pPr>
-            <w:r>
-              <w:rPr>
-                <w:rFonts w:ascii="Aptos" w:hAnsi="Aptos"/>
-              </w:rPr>
-              <w:lastRenderedPageBreak/>
-              <w:t>HR Policy (MT-HR-POL-002) references security misconduct; Betriebsvereinbarung governs process</w:t>
             </w:r>
           </w:p>
         </w:tc>
@@ -9051,7 +8965,7 @@
                     <w:rPr>
                       <w:rFonts w:ascii="Aptos" w:hAnsi="Aptos"/>
                     </w:rPr>
-                    <w:t>[Date]</w:t>
+                    <w:t>20 October 2026</w:t>
                   </w:r>
                 </w:p>
               </w:tc>
@@ -9178,7 +9092,7 @@
                     <w:rPr>
                       <w:rFonts w:ascii="Aptos" w:hAnsi="Aptos"/>
                     </w:rPr>
-                    <w:t>[Senior GRC Partner Name]</w:t>
+                    <w:t>Dr. Andreas Kellermann</w:t>
                   </w:r>
                 </w:p>
               </w:tc>
@@ -9268,7 +9182,7 @@
                     <w:rPr>
                       <w:rFonts w:ascii="Aptos" w:hAnsi="Aptos"/>
                     </w:rPr>
-                    <w:t>[Date]</w:t>
+                    <w:t>20 October 2026</w:t>
                   </w:r>
                 </w:p>
               </w:tc>
@@ -9392,7 +9306,7 @@
                     <w:rPr>
                       <w:rFonts w:ascii="Aptos" w:hAnsi="Aptos"/>
                     </w:rPr>
-                    <w:t>[CEO / Managing Director Name]</w:t>
+                    <w:t>Dr. Katharina Vogt</w:t>
                   </w:r>
                 </w:p>
               </w:tc>
@@ -9484,7 +9398,7 @@
                     <w:rPr>
                       <w:rFonts w:ascii="Aptos" w:hAnsi="Aptos"/>
                     </w:rPr>
-                    <w:t>[Date]</w:t>
+                    <w:t>21 October 2026</w:t>
                   </w:r>
                 </w:p>
               </w:tc>
